--- a/IT Helpdesk Dashboard/What I would check first.docx
+++ b/IT Helpdesk Dashboard/What I would check first.docx
@@ -437,6 +437,34 @@
           <w:bCs/>
         </w:rPr>
         <w:t>the date format, column types, header position, and inconsistent columns absolutely can matter.</w:t>
+      </w:r>
+    </w:p>
+    <w:p>
+      <w:r>
+        <w:t xml:space="preserve">You loaded file metadata, not the actual </w:t>
+      </w:r>
+      <w:proofErr w:type="spellStart"/>
+      <w:r>
+        <w:t>dataMost</w:t>
+      </w:r>
+      <w:proofErr w:type="spellEnd"/>
+      <w:r>
+        <w:t xml:space="preserve"> common cause — clicking Load or Transform Data directly on the folder view only gives you a list of files, not their combined contents.</w:t>
+      </w:r>
+    </w:p>
+    <w:p>
+      <w:r>
+        <w:t>After choosing 'Folder' as the source, you get a table listing file names + a 'Content' (binary) column — that's just file metadata, not real data</w:t>
+      </w:r>
+    </w:p>
+    <w:p>
+      <w:r>
+        <w:t>Look for the 'Combine &amp; Transform Data' button at the bottom-right of that preview window and click it (not just 'Load' or 'Transform Data')</w:t>
+      </w:r>
+    </w:p>
+    <w:p>
+      <w:r>
+        <w:t>This launches a wizard that picks one file as a sample, extracts its structure, then applies it to every file in the</w:t>
       </w:r>
     </w:p>
     <w:p/>
